--- a/materialien/00_Gesamt/DD_Abi-Kompass.docx
+++ b/materialien/00_Gesamt/DD_Abi-Kompass.docx
@@ -4379,163 +4379,6 @@
                 <w:sz w:val="15"/>
               </w:rPr>
               <w:t>GROUP-BY-Regel prüfen (Befund „2025 gA“, Termin offen)</w:t>
-            </w:r>
-          </w:p>
-        </w:tc>
-      </w:tr>
-      <w:tr>
-        <w:tc>
-          <w:tcPr>
-            <w:tcW w:type="dxa" w:w="907"/>
-            <w:tcBorders>
-              <w:top w:val="single" w:sz="4" w:space="0" w:color="D8CCB6"/>
-              <w:left w:val="single" w:sz="4" w:space="0" w:color="D8CCB6"/>
-              <w:bottom w:val="single" w:sz="4" w:space="0" w:color="D8CCB6"/>
-              <w:right w:val="single" w:sz="4" w:space="0" w:color="D8CCB6"/>
-            </w:tcBorders>
-          </w:tcPr>
-          <w:p>
-            <w:pPr>
-              <w:pStyle w:val="DDTabellentext"/>
-            </w:pPr>
-            <w:r>
-              <w:rPr>
-                <w:b/>
-                <w:sz w:val="15"/>
-              </w:rPr>
-              <w:t>?</w:t>
-            </w:r>
-          </w:p>
-        </w:tc>
-        <w:tc>
-          <w:tcPr>
-            <w:tcW w:type="dxa" w:w="567"/>
-            <w:tcBorders>
-              <w:top w:val="single" w:sz="4" w:space="0" w:color="D8CCB6"/>
-              <w:left w:val="single" w:sz="4" w:space="0" w:color="D8CCB6"/>
-              <w:bottom w:val="single" w:sz="4" w:space="0" w:color="D8CCB6"/>
-              <w:right w:val="single" w:sz="4" w:space="0" w:color="D8CCB6"/>
-            </w:tcBorders>
-          </w:tcPr>
-          <w:p>
-            <w:pPr>
-              <w:pStyle w:val="DDTabellentext"/>
-            </w:pPr>
-            <w:r>
-              <w:rPr>
-                <w:sz w:val="15"/>
-              </w:rPr>
-              <w:t>gA</w:t>
-            </w:r>
-          </w:p>
-        </w:tc>
-        <w:tc>
-          <w:tcPr>
-            <w:tcW w:type="dxa" w:w="1474"/>
-            <w:tcBorders>
-              <w:top w:val="single" w:sz="4" w:space="0" w:color="D8CCB6"/>
-              <w:left w:val="single" w:sz="4" w:space="0" w:color="D8CCB6"/>
-              <w:bottom w:val="single" w:sz="4" w:space="0" w:color="D8CCB6"/>
-              <w:right w:val="single" w:sz="4" w:space="0" w:color="D8CCB6"/>
-            </w:tcBorders>
-          </w:tcPr>
-          <w:p>
-            <w:pPr>
-              <w:pStyle w:val="DDTabellentext"/>
-            </w:pPr>
-            <w:r>
-              <w:rPr>
-                <w:sz w:val="15"/>
-              </w:rPr>
-              <w:t>Jahr/Termin nicht benannt</w:t>
-            </w:r>
-          </w:p>
-        </w:tc>
-        <w:tc>
-          <w:tcPr>
-            <w:tcW w:type="dxa" w:w="624"/>
-            <w:tcBorders>
-              <w:top w:val="single" w:sz="4" w:space="0" w:color="D8CCB6"/>
-              <w:left w:val="single" w:sz="4" w:space="0" w:color="D8CCB6"/>
-              <w:bottom w:val="single" w:sz="4" w:space="0" w:color="D8CCB6"/>
-              <w:right w:val="single" w:sz="4" w:space="0" w:color="D8CCB6"/>
-            </w:tcBorders>
-          </w:tcPr>
-          <w:p>
-            <w:pPr>
-              <w:pStyle w:val="DDTabellentext"/>
-            </w:pPr>
-            <w:r>
-              <w:rPr>
-                <w:sz w:val="15"/>
-              </w:rPr>
-              <w:t>–</w:t>
-            </w:r>
-          </w:p>
-        </w:tc>
-        <w:tc>
-          <w:tcPr>
-            <w:tcW w:type="dxa" w:w="3628"/>
-            <w:tcBorders>
-              <w:top w:val="single" w:sz="4" w:space="0" w:color="D8CCB6"/>
-              <w:left w:val="single" w:sz="4" w:space="0" w:color="D8CCB6"/>
-              <w:bottom w:val="single" w:sz="4" w:space="0" w:color="D8CCB6"/>
-              <w:right w:val="single" w:sz="4" w:space="0" w:color="D8CCB6"/>
-            </w:tcBorders>
-          </w:tcPr>
-          <w:p>
-            <w:pPr>
-              <w:pStyle w:val="DDTabellentext"/>
-            </w:pPr>
-            <w:r>
-              <w:rPr>
-                <w:sz w:val="15"/>
-              </w:rPr>
-              <w:t>Zuordnung offen: 19. Klausur (10. gA-Klausur) – in den Planungsunterlagen ohne Kennung</w:t>
-            </w:r>
-          </w:p>
-        </w:tc>
-        <w:tc>
-          <w:tcPr>
-            <w:tcW w:type="dxa" w:w="737"/>
-            <w:tcBorders>
-              <w:top w:val="single" w:sz="4" w:space="0" w:color="D8CCB6"/>
-              <w:left w:val="single" w:sz="4" w:space="0" w:color="D8CCB6"/>
-              <w:bottom w:val="single" w:sz="4" w:space="0" w:color="D8CCB6"/>
-              <w:right w:val="single" w:sz="4" w:space="0" w:color="D8CCB6"/>
-            </w:tcBorders>
-          </w:tcPr>
-          <w:p>
-            <w:pPr>
-              <w:pStyle w:val="DDTabellentext"/>
-            </w:pPr>
-            <w:r>
-              <w:rPr>
-                <w:sz w:val="15"/>
-              </w:rPr>
-              <w:t>–</w:t>
-            </w:r>
-          </w:p>
-        </w:tc>
-        <w:tc>
-          <w:tcPr>
-            <w:tcW w:type="dxa" w:w="1701"/>
-            <w:tcBorders>
-              <w:top w:val="single" w:sz="4" w:space="0" w:color="D8CCB6"/>
-              <w:left w:val="single" w:sz="4" w:space="0" w:color="D8CCB6"/>
-              <w:bottom w:val="single" w:sz="4" w:space="0" w:color="D8CCB6"/>
-              <w:right w:val="single" w:sz="4" w:space="0" w:color="D8CCB6"/>
-            </w:tcBorders>
-          </w:tcPr>
-          <w:p>
-            <w:pPr>
-              <w:pStyle w:val="DDTabellentext"/>
-            </w:pPr>
-            <w:r>
-              <w:rPr>
-                <w:sz w:val="15"/>
-              </w:rPr>
-              <w:t>–</w:t>
             </w:r>
           </w:p>
         </w:tc>
@@ -7708,16 +7551,7 @@
         <w:tab/>
       </w:r>
       <w:r>
-        <w:t xml:space="preserve">Die </w:t>
-      </w:r>
-      <w:r>
-        <w:rPr>
-          <w:b/>
-        </w:rPr>
-        <w:t>19. Klausur</w:t>
-      </w:r>
-      <w:r>
-        <w:t xml:space="preserve"> (10. gA-Klausur) ist in den Planungsunterlagen nicht mit Jahr/Termin benannt.</w:t>
+        <w:t>Einzeln mit Jahr und Termin belegt sind 18 der 19 Klausuren; die 19. (eine gA-Klausur) fließt nur in die Häufigkeiten ein – das genügt für die Unterrichtsplanung.</w:t>
       </w:r>
     </w:p>
     <w:p>
